--- a/DieLetzteFreiheit_2.docx
+++ b/DieLetzteFreiheit_2.docx
@@ -342,7 +342,7 @@
     </w:p>
     <w:sdt>
       <w:sdtPr>
-        <w:id w:val="-1304829889"/>
+        <w:id w:val="789972678"/>
         <w:docPartObj>
           <w:docPartGallery w:val="Table of Contents"/>
           <w:docPartUnique w:val="1"/>
@@ -977,7 +977,7 @@
         <w:rPr>
           <w:rtl w:val="0"/>
         </w:rPr>
-        <w:t xml:space="preserve">Ihre Aufgabe bestand darin, Algorithmen zu optimieren, die verschlüsselte Kommunikationskanäle überwachten und Anomalien in den Datenströmen erkannten. Mit einem Tastendruck öffnete sie das Protokoll des Nachtdienstes. *Verdächtige Abweichungen: zwei.* Es war Routinearbeit. Doch je mehr Anna sich in die verschlüsselten Netzwerke vertiefte, desto stärker drängte sich ihr der Gedanke auf, dass sie in Wirklichkeit keinen Schutz für die Menschen erschuf – sondern das perfekte Überwachungsinstrument.</w:t>
+        <w:t xml:space="preserve">Ihre Aufgabe bestand darin, Algorithmen zu optimieren, die verschlüsselte Kommunikationskanäle überwachten und Anomalien in den Datenströmen erkannten. Mit einem Tastendruck öffnete sie das Protokoll des Nachtdienstes. Verdächtige Abweichungen: zwei. Es war Routinearbeit. Doch je mehr Anna sich in die verschlüsselten Netzwerke vertiefte, desto stärker drängte sich ihr der Gedanke auf, dass sie in Wirklichkeit keinen Schutz für die Menschen erschuf – sondern das perfekte Überwachungsinstrument.</w:t>
       </w:r>
     </w:p>
     <w:p>
@@ -1019,7 +1019,7 @@
         <w:rPr>
           <w:rtl w:val="0"/>
         </w:rPr>
-        <w:t xml:space="preserve">An diesem Morgen spürte Anna die Unruhe deutlicher als sonst – ein leises, nagendes Gefühl im Bauch, das sich nicht abschütteln ließ. Die Vorstellung, dass jeder verschlüsselte Datenstrom, den sie prüfte, ein Leben war, das sich unbemerkt durch die Ritzen des Systems schlängeln wollte, ließ sie nicht los. Mit einem leichten Kopfschütteln rief sie sich selbst zur Ordnung, beugte sich wieder über die Tastatur. Doch in ihrem Hinterkopf nagte ein Gedanke: *Bin ich hier, um Menschen zu schützen – oder nur, um ihre Freiheit weiter einzuschränken?*</w:t>
+        <w:t xml:space="preserve">An diesem Morgen spürte Anna die Unruhe deutlicher als sonst – ein leises, nagendes Gefühl im Bauch, das sich nicht abschütteln ließ. Die Vorstellung, dass jeder verschlüsselte Datenstrom, den sie prüfte, ein Leben war, das sich unbemerkt durch die Ritzen des Systems schlängeln wollte, ließ sie nicht los. Mit einem leichten Kopfschütteln rief sie sich selbst zur Ordnung, beugte sich wieder über die Tastatur. Doch in ihrem Hinterkopf nagte ein Gedanke: Bin ich hier, um Menschen zu schützen – oder nur, um ihre Freiheit weiter einzuschränken?</w:t>
       </w:r>
     </w:p>
     <w:p>
@@ -1145,7 +1145,7 @@
         <w:rPr>
           <w:rtl w:val="0"/>
         </w:rPr>
-        <w:t xml:space="preserve">*Was wäre, wenn ich ihm meine Zweifel anvertraute?* Der Gedanke war verlockend – und beängstigend zugleich. Leonard wirkte vertrauenswürdig, aber in diesem System konnte man sich nie sicher sein.</w:t>
+        <w:t xml:space="preserve">Was wäre, wenn ich ihm meine Zweifel anvertraute? Der Gedanke war verlockend – und beängstigend zugleich. Leonard wirkte vertrauenswürdig, aber in diesem System konnte man sich nie sicher sein.</w:t>
       </w:r>
     </w:p>
     <w:p>
@@ -2258,7 +2258,7 @@
         <w:rPr>
           <w:rtl w:val="0"/>
         </w:rPr>
-        <w:t xml:space="preserve">*„Treffen wir uns um Mitternacht im Labor? Ich habe etwas, das wir ausprobieren sollten. Es könnte riskant sein, aber ich denke, es ist der richtige Moment.“*</w:t>
+        <w:t xml:space="preserve">„Treffen wir uns um Mitternacht im Labor? Ich habe etwas, das wir ausprobieren sollten. Es könnte riskant sein, aber ich denke, es ist der richtige Moment.“</w:t>
       </w:r>
     </w:p>
     <w:p>
@@ -2466,7 +2466,7 @@
         <w:rPr>
           <w:rtl w:val="0"/>
         </w:rPr>
-        <w:t xml:space="preserve">Leonard aktivierte das System. Die Lichter der Geräte leuchteten nacheinander auf. Die ersten verschlüsselten Pakete wurden ausgesandt. Die Testübertragung war ein Zitat aus einem alten Gedicht: *Die Freiheit liegt nicht in der Welt, sondern in unseren Herzen.*</w:t>
+        <w:t xml:space="preserve">Leonard aktivierte das System. Die Lichter der Geräte leuchteten nacheinander auf. Die ersten verschlüsselten Pakete wurden ausgesandt. Die Testübertragung war ein Zitat aus einem alten Gedicht: Die Freiheit liegt nicht in der Welt, sondern in unseren Herzen.</w:t>
       </w:r>
     </w:p>
     <w:p>
@@ -7816,7 +7816,7 @@
         <w:rPr>
           <w:rtl w:val="0"/>
         </w:rPr>
-        <w:t xml:space="preserve">Eines Abends erhielten sie eine Nachricht von einem unbekannten Absender: *„Ich kann Ihnen helfen, die Papiere zu beschaffen, die Sie brauchen. Treffen Sie mich in der alten Fabrik am Stadtrand. Bringen Sie das Geld in bar mit.“*</w:t>
+        <w:t xml:space="preserve">Eines Abends erhielten sie eine Nachricht von einem unbekannten Absender: „Ich kann Ihnen helfen, die Papiere zu beschaffen, die Sie brauchen. Treffen Sie mich in der alten Fabrik am Stadtrand. Bringen Sie das Geld in bar mit.“</w:t>
       </w:r>
     </w:p>
     <w:p>
